--- a/pict/Curriculum Vitae Ndaru Febrian Pujo Leksono.docx
+++ b/pict/Curriculum Vitae Ndaru Febrian Pujo Leksono.docx
@@ -84,7 +84,7 @@
           <w:color w:val="ADAAAA"/>
           <w:sz w:val="20"/>
         </w:rPr>
-        <w:t>6281=95423453343</w:t>
+        <w:t>62895423453343</w:t>
       </w:r>
       <w:r>
         <w:rPr>
@@ -150,6 +150,13 @@
           <w:t>www.linkedin.com/in/</w:t>
         </w:r>
       </w:hyperlink>
+      <w:r>
+        <w:rPr>
+          <w:color w:val="A6A6A6"/>
+          <w:spacing w:val="-2"/>
+        </w:rPr>
+        <w:t>ndarupl/</w:t>
+      </w:r>
     </w:p>
     <w:p>
       <w:pPr>
@@ -177,6 +184,16 @@
           <w:spacing w:val="-2"/>
         </w:rPr>
         <w:t>github.com/</w:t>
+      </w:r>
+      <w:r>
+        <w:t xml:space="preserve"> </w:t>
+      </w:r>
+      <w:r>
+        <w:rPr>
+          <w:color w:val="ADAAAA"/>
+          <w:spacing w:val="-2"/>
+        </w:rPr>
+        <w:t>FebrianPujoL</w:t>
       </w:r>
     </w:p>
     <w:p>
@@ -205,6 +222,359 @@
           <w:shd w:val="clear" w:color="auto" w:fill="FFFFFF"/>
         </w:rPr>
         <w:t>Fresh graduate in Informatics Engineering with interests in AI and web development, particularly in Machine Learning, NLP, and Computer Vision. Experienced in designing, building, and deploying systems, as well as training and optimizing models for real-world applications. Possesses a solid understanding of the Software Development Life Cycle (SDLC) with a proven ability to deliver production-ready solutions.</w:t>
+      </w:r>
+    </w:p>
+    <w:p>
+      <w:pPr>
+        <w:spacing w:before="219"/>
+        <w:ind w:left="153" w:right="-6366"/>
+        <w:rPr>
+          <w:b/>
+          <w:spacing w:val="-2"/>
+          <w:sz w:val="26"/>
+        </w:rPr>
+      </w:pPr>
+    </w:p>
+    <w:p>
+      <w:pPr>
+        <w:pStyle w:val="Heading2"/>
+        <w:jc w:val="both"/>
+      </w:pPr>
+      <w:r>
+        <w:rPr>
+          <w:noProof/>
+        </w:rPr>
+        <mc:AlternateContent>
+          <mc:Choice Requires="wps">
+            <w:drawing>
+              <wp:anchor distT="0" distB="0" distL="0" distR="0" simplePos="0" relativeHeight="251662848" behindDoc="1" locked="0" layoutInCell="1" allowOverlap="1" wp14:anchorId="0C10A7D3" wp14:editId="76030451">
+                <wp:simplePos x="0" y="0"/>
+                <wp:positionH relativeFrom="page">
+                  <wp:posOffset>348995</wp:posOffset>
+                </wp:positionH>
+                <wp:positionV relativeFrom="paragraph">
+                  <wp:posOffset>228895</wp:posOffset>
+                </wp:positionV>
+                <wp:extent cx="6774180" cy="18415"/>
+                <wp:effectExtent l="0" t="0" r="0" b="0"/>
+                <wp:wrapTopAndBottom/>
+                <wp:docPr id="4" name="Freeform: Shape 2"/>
+                <wp:cNvGraphicFramePr>
+                  <a:graphicFrameLocks xmlns:a="http://schemas.openxmlformats.org/drawingml/2006/main"/>
+                </wp:cNvGraphicFramePr>
+                <a:graphic xmlns:a="http://schemas.openxmlformats.org/drawingml/2006/main">
+                  <a:graphicData uri="http://schemas.microsoft.com/office/word/2010/wordprocessingShape">
+                    <wps:wsp>
+                      <wps:cNvSpPr>
+                        <a:spLocks/>
+                      </wps:cNvSpPr>
+                      <wps:spPr>
+                        <a:xfrm>
+                          <a:off x="0" y="0"/>
+                          <a:ext cx="6774180" cy="18415"/>
+                        </a:xfrm>
+                        <a:custGeom>
+                          <a:avLst/>
+                          <a:gdLst/>
+                          <a:ahLst/>
+                          <a:cxnLst/>
+                          <a:rect l="l" t="t" r="r" b="b"/>
+                          <a:pathLst>
+                            <a:path w="6774180" h="18415">
+                              <a:moveTo>
+                                <a:pt x="6773926" y="0"/>
+                              </a:moveTo>
+                              <a:lnTo>
+                                <a:pt x="0" y="0"/>
+                              </a:lnTo>
+                              <a:lnTo>
+                                <a:pt x="0" y="18287"/>
+                              </a:lnTo>
+                              <a:lnTo>
+                                <a:pt x="6773926" y="18287"/>
+                              </a:lnTo>
+                              <a:lnTo>
+                                <a:pt x="6773926" y="0"/>
+                              </a:lnTo>
+                              <a:close/>
+                            </a:path>
+                          </a:pathLst>
+                        </a:custGeom>
+                        <a:solidFill>
+                          <a:srgbClr val="000000"/>
+                        </a:solidFill>
+                      </wps:spPr>
+                      <wps:bodyPr wrap="square" lIns="0" tIns="0" rIns="0" bIns="0" rtlCol="0">
+                        <a:prstTxWarp prst="textNoShape">
+                          <a:avLst/>
+                        </a:prstTxWarp>
+                        <a:noAutofit/>
+                      </wps:bodyPr>
+                    </wps:wsp>
+                  </a:graphicData>
+                </a:graphic>
+              </wp:anchor>
+            </w:drawing>
+          </mc:Choice>
+          <mc:Fallback>
+            <w:pict>
+              <v:shape w14:anchorId="0A6F73D3" id="Freeform: Shape 1" o:spid="_x0000_s1026" style="position:absolute;margin-left:27.5pt;margin-top:18pt;width:533.4pt;height:1.45pt;z-index:-251653632;visibility:visible;mso-wrap-style:square;mso-wrap-distance-left:0;mso-wrap-distance-top:0;mso-wrap-distance-right:0;mso-wrap-distance-bottom:0;mso-position-horizontal:absolute;mso-position-horizontal-relative:page;mso-position-vertical:absolute;mso-position-vertical-relative:text;v-text-anchor:top" coordsize="6774180,18415" o:gfxdata="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" path="m6773926,l,,,18287r6773926,l6773926,xe" fillcolor="black" stroked="f">
+                <v:path arrowok="t"/>
+                <w10:wrap type="topAndBottom" anchorx="page"/>
+              </v:shape>
+            </w:pict>
+          </mc:Fallback>
+        </mc:AlternateContent>
+      </w:r>
+      <w:r>
+        <w:rPr>
+          <w:spacing w:val="-2"/>
+        </w:rPr>
+        <w:t>Education</w:t>
+      </w:r>
+      <w:r>
+        <w:rPr>
+          <w:spacing w:val="-3"/>
+        </w:rPr>
+        <w:t xml:space="preserve"> </w:t>
+      </w:r>
+      <w:r>
+        <w:rPr>
+          <w:spacing w:val="-4"/>
+        </w:rPr>
+        <w:t>Level</w:t>
+      </w:r>
+    </w:p>
+    <w:p>
+      <w:pPr>
+        <w:tabs>
+          <w:tab w:val="left" w:pos="8946"/>
+        </w:tabs>
+        <w:spacing w:before="162"/>
+        <w:ind w:left="153"/>
+      </w:pPr>
+      <w:r>
+        <w:rPr>
+          <w:b/>
+        </w:rPr>
+        <w:t>Universitas</w:t>
+      </w:r>
+      <w:r>
+        <w:rPr>
+          <w:b/>
+          <w:spacing w:val="-13"/>
+        </w:rPr>
+        <w:t xml:space="preserve"> </w:t>
+      </w:r>
+      <w:r>
+        <w:rPr>
+          <w:b/>
+        </w:rPr>
+        <w:t>Amikom</w:t>
+      </w:r>
+      <w:r>
+        <w:rPr>
+          <w:b/>
+          <w:spacing w:val="-12"/>
+        </w:rPr>
+        <w:t xml:space="preserve"> </w:t>
+      </w:r>
+      <w:r>
+        <w:rPr>
+          <w:b/>
+        </w:rPr>
+        <w:t>Purwokerto</w:t>
+      </w:r>
+      <w:r>
+        <w:rPr>
+          <w:b/>
+          <w:spacing w:val="-11"/>
+        </w:rPr>
+        <w:t xml:space="preserve"> </w:t>
+      </w:r>
+      <w:r>
+        <w:rPr>
+          <w:b/>
+          <w:color w:val="808080"/>
+        </w:rPr>
+        <w:t>-</w:t>
+      </w:r>
+      <w:r>
+        <w:rPr>
+          <w:b/>
+          <w:color w:val="808080"/>
+          <w:spacing w:val="-11"/>
+        </w:rPr>
+        <w:t xml:space="preserve"> </w:t>
+      </w:r>
+      <w:r>
+        <w:rPr>
+          <w:b/>
+          <w:color w:val="808080"/>
+        </w:rPr>
+        <w:t>Central</w:t>
+      </w:r>
+      <w:r>
+        <w:rPr>
+          <w:b/>
+          <w:color w:val="808080"/>
+          <w:spacing w:val="-12"/>
+        </w:rPr>
+        <w:t xml:space="preserve"> </w:t>
+      </w:r>
+      <w:r>
+        <w:rPr>
+          <w:b/>
+          <w:color w:val="808080"/>
+        </w:rPr>
+        <w:t>Java,</w:t>
+      </w:r>
+      <w:r>
+        <w:rPr>
+          <w:b/>
+          <w:color w:val="808080"/>
+          <w:spacing w:val="-12"/>
+        </w:rPr>
+        <w:t xml:space="preserve"> </w:t>
+      </w:r>
+      <w:r>
+        <w:rPr>
+          <w:b/>
+          <w:color w:val="808080"/>
+          <w:spacing w:val="-2"/>
+        </w:rPr>
+        <w:t>Indonesia</w:t>
+      </w:r>
+      <w:r>
+        <w:t xml:space="preserve"> </w:t>
+      </w:r>
+      <w:r>
+        <w:tab/>
+      </w:r>
+      <w:r>
+        <w:t>Sep</w:t>
+      </w:r>
+      <w:r>
+        <w:rPr>
+          <w:spacing w:val="-3"/>
+        </w:rPr>
+        <w:t xml:space="preserve"> </w:t>
+      </w:r>
+      <w:r>
+        <w:t>2022</w:t>
+      </w:r>
+      <w:r>
+        <w:rPr>
+          <w:spacing w:val="-1"/>
+        </w:rPr>
+        <w:t xml:space="preserve"> </w:t>
+      </w:r>
+      <w:r>
+        <w:t>–</w:t>
+      </w:r>
+      <w:r>
+        <w:rPr>
+          <w:spacing w:val="-1"/>
+        </w:rPr>
+        <w:t xml:space="preserve"> </w:t>
+      </w:r>
+      <w:r>
+        <w:t>Sep</w:t>
+      </w:r>
+      <w:r>
+        <w:rPr>
+          <w:spacing w:val="-4"/>
+        </w:rPr>
+        <w:t xml:space="preserve"> 2026</w:t>
+      </w:r>
+    </w:p>
+    <w:p>
+      <w:pPr>
+        <w:tabs>
+          <w:tab w:val="left" w:pos="142"/>
+        </w:tabs>
+        <w:spacing w:line="259" w:lineRule="auto"/>
+        <w:ind w:right="362"/>
+        <w:rPr>
+          <w:bCs/>
+          <w:i/>
+          <w:iCs/>
+          <w:color w:val="808080"/>
+        </w:rPr>
+      </w:pPr>
+      <w:r>
+        <w:rPr>
+          <w:b/>
+          <w:color w:val="808080"/>
+        </w:rPr>
+        <w:tab/>
+      </w:r>
+      <w:r>
+        <w:t>Bachelor of</w:t>
+      </w:r>
+      <w:r>
+        <w:t xml:space="preserve"> Infotmatika</w:t>
+      </w:r>
+      <w:r>
+        <w:t xml:space="preserve"> |</w:t>
+      </w:r>
+      <w:r>
+        <w:t xml:space="preserve"> </w:t>
+      </w:r>
+      <w:r>
+        <w:rPr>
+          <w:bCs/>
+          <w:i/>
+          <w:iCs/>
+          <w:color w:val="808080"/>
+        </w:rPr>
+        <w:t>GPA: X.XX / 4.00</w:t>
+      </w:r>
+    </w:p>
+    <w:p>
+      <w:pPr>
+        <w:pStyle w:val="ListParagraph"/>
+        <w:numPr>
+          <w:ilvl w:val="0"/>
+          <w:numId w:val="2"/>
+        </w:numPr>
+        <w:tabs>
+          <w:tab w:val="left" w:pos="435"/>
+        </w:tabs>
+        <w:jc w:val="both"/>
+        <w:rPr>
+          <w:sz w:val="20"/>
+        </w:rPr>
+      </w:pPr>
+      <w:r>
+        <w:rPr>
+          <w:sz w:val="20"/>
+        </w:rPr>
+        <w:t>Final Project</w:t>
+      </w:r>
+      <w:r>
+        <w:rPr>
+          <w:sz w:val="20"/>
+        </w:rPr>
+        <w:t xml:space="preserve"> </w:t>
+      </w:r>
+      <w:r>
+        <w:rPr>
+          <w:sz w:val="20"/>
+        </w:rPr>
+        <w:t>&amp; Ongoing Published Paper (Jurnal ITG)</w:t>
+      </w:r>
+      <w:r>
+        <w:rPr>
+          <w:sz w:val="20"/>
+        </w:rPr>
+        <w:t xml:space="preserve"> </w:t>
+      </w:r>
+      <w:r>
+        <w:rPr>
+          <w:sz w:val="20"/>
+        </w:rPr>
+        <w:t>: “Klasifikasi Kultivar Jambu Semarang Menggunakan MobileNetV2 dengan Pendekatan Transfer Learning”</w:t>
       </w:r>
     </w:p>
     <w:p>
@@ -512,7 +882,7 @@
         </w:rPr>
       </w:pPr>
       <w:r>
-        <w:t>Academic Lecturer Information System</w:t>
+        <w:t>Learning Style Detection Framework Using Deep Neural Networks</w:t>
       </w:r>
       <w:r>
         <w:rPr>
@@ -540,14 +910,7 @@
           <w:b w:val="0"/>
           <w:bCs w:val="0"/>
         </w:rPr>
-        <w:t>202</w:t>
-      </w:r>
-      <w:r>
-        <w:rPr>
-          <w:b w:val="0"/>
-          <w:bCs w:val="0"/>
-        </w:rPr>
-        <w:t>5</w:t>
+        <w:t>2024</w:t>
       </w:r>
       <w:r>
         <w:rPr>
@@ -577,14 +940,7 @@
           <w:b w:val="0"/>
           <w:bCs w:val="0"/>
         </w:rPr>
-        <w:t>J</w:t>
-      </w:r>
-      <w:r>
-        <w:rPr>
-          <w:b w:val="0"/>
-          <w:bCs w:val="0"/>
-        </w:rPr>
-        <w:t>an</w:t>
+        <w:t>Feb</w:t>
       </w:r>
       <w:r>
         <w:rPr>
@@ -617,13 +973,13 @@
         <w:rPr>
           <w:sz w:val="20"/>
         </w:rPr>
-        <w:t>Developed a responsive research archive management website using React.js and Tailwind CSS</w:t>
-      </w:r>
-      <w:r>
-        <w:rPr>
-          <w:sz w:val="20"/>
-        </w:rPr>
-        <w:t>.</w:t>
+        <w:t>Developed machine learning models using KNN, Random Forest, SVM, ANN, and Linear Regressio</w:t>
+      </w:r>
+      <w:r>
+        <w:rPr>
+          <w:sz w:val="20"/>
+        </w:rPr>
+        <w:t>n.</w:t>
       </w:r>
     </w:p>
     <w:p>
@@ -647,7 +1003,7 @@
         <w:rPr>
           <w:sz w:val="20"/>
         </w:rPr>
-        <w:t>Implemented dynamic search, filtering, sorting, and metadata-based categorization features</w:t>
+        <w:t>Processed and preprocessed educational datasets (OULAD) from e-learning systems</w:t>
       </w:r>
       <w:r>
         <w:rPr>
@@ -667,7 +1023,6 @@
           <w:tab w:val="left" w:pos="435"/>
         </w:tabs>
         <w:spacing w:before="18"/>
-        <w:ind w:left="435" w:hanging="282"/>
         <w:rPr>
           <w:rFonts w:ascii="Symbol" w:hAnsi="Symbol"/>
           <w:sz w:val="20"/>
@@ -677,7 +1032,7 @@
         <w:rPr>
           <w:sz w:val="20"/>
         </w:rPr>
-        <w:t>Designed modern and interactive UI components with optimized user experience</w:t>
+        <w:t>Performed model training, tuning, and performance evaluation</w:t>
       </w:r>
       <w:r>
         <w:rPr>
@@ -699,7 +1054,7 @@
         </w:rPr>
       </w:pPr>
       <w:r>
-        <w:t>Learning Style Detection Framework Using Deep Neural Networks</w:t>
+        <w:t>Academic Lecturer Information System</w:t>
       </w:r>
       <w:r>
         <w:rPr>
@@ -734,7 +1089,7 @@
           <w:b w:val="0"/>
           <w:bCs w:val="0"/>
         </w:rPr>
-        <w:t>4</w:t>
+        <w:t>5</w:t>
       </w:r>
       <w:r>
         <w:rPr>
@@ -764,7 +1119,7 @@
           <w:b w:val="0"/>
           <w:bCs w:val="0"/>
         </w:rPr>
-        <w:t>Feb</w:t>
+        <w:t>Jan</w:t>
       </w:r>
       <w:r>
         <w:rPr>
@@ -797,13 +1152,13 @@
         <w:rPr>
           <w:sz w:val="20"/>
         </w:rPr>
-        <w:t>Developed machine learning models using KNN, Random Forest, SVM, ANN, and Linear Regressio</w:t>
-      </w:r>
-      <w:r>
-        <w:rPr>
-          <w:sz w:val="20"/>
-        </w:rPr>
-        <w:t>n.</w:t>
+        <w:t>Developed a responsive research archive management website using React.js and Tailwind CSS</w:t>
+      </w:r>
+      <w:r>
+        <w:rPr>
+          <w:sz w:val="20"/>
+        </w:rPr>
+        <w:t>.</w:t>
       </w:r>
     </w:p>
     <w:p>
@@ -827,7 +1182,7 @@
         <w:rPr>
           <w:sz w:val="20"/>
         </w:rPr>
-        <w:t>Processed and preprocessed educational datasets (OULAD) from e-learning systems</w:t>
+        <w:t>Implemented dynamic search, filtering, sorting, and metadata-based categorization features</w:t>
       </w:r>
       <w:r>
         <w:rPr>
@@ -847,6 +1202,7 @@
           <w:tab w:val="left" w:pos="435"/>
         </w:tabs>
         <w:spacing w:before="18"/>
+        <w:ind w:left="435" w:hanging="282"/>
         <w:rPr>
           <w:rFonts w:ascii="Symbol" w:hAnsi="Symbol"/>
           <w:sz w:val="20"/>
@@ -856,7 +1212,7 @@
         <w:rPr>
           <w:sz w:val="20"/>
         </w:rPr>
-        <w:t>Performed model training, tuning, and performance evaluation</w:t>
+        <w:t>Designed modern and interactive UI components with optimized user experience</w:t>
       </w:r>
       <w:r>
         <w:rPr>
@@ -873,268 +1229,6 @@
         <w:ind w:left="0" w:firstLine="0"/>
         <w:rPr>
           <w:sz w:val="22"/>
-        </w:rPr>
-      </w:pPr>
-    </w:p>
-    <w:p>
-      <w:pPr>
-        <w:pStyle w:val="Heading2"/>
-        <w:jc w:val="both"/>
-      </w:pPr>
-      <w:r>
-        <w:rPr>
-          <w:noProof/>
-        </w:rPr>
-        <mc:AlternateContent>
-          <mc:Choice Requires="wps">
-            <w:drawing>
-              <wp:anchor distT="0" distB="0" distL="0" distR="0" simplePos="0" relativeHeight="487588352" behindDoc="1" locked="0" layoutInCell="1" allowOverlap="1">
-                <wp:simplePos x="0" y="0"/>
-                <wp:positionH relativeFrom="page">
-                  <wp:posOffset>348995</wp:posOffset>
-                </wp:positionH>
-                <wp:positionV relativeFrom="paragraph">
-                  <wp:posOffset>228895</wp:posOffset>
-                </wp:positionV>
-                <wp:extent cx="6774180" cy="18415"/>
-                <wp:effectExtent l="0" t="0" r="0" b="0"/>
-                <wp:wrapTopAndBottom/>
-                <wp:docPr id="4" name="Graphic 4"/>
-                <wp:cNvGraphicFramePr>
-                  <a:graphicFrameLocks xmlns:a="http://schemas.openxmlformats.org/drawingml/2006/main"/>
-                </wp:cNvGraphicFramePr>
-                <a:graphic xmlns:a="http://schemas.openxmlformats.org/drawingml/2006/main">
-                  <a:graphicData uri="http://schemas.microsoft.com/office/word/2010/wordprocessingShape">
-                    <wps:wsp>
-                      <wps:cNvSpPr>
-                        <a:spLocks/>
-                      </wps:cNvSpPr>
-                      <wps:spPr>
-                        <a:xfrm>
-                          <a:off x="0" y="0"/>
-                          <a:ext cx="6774180" cy="18415"/>
-                        </a:xfrm>
-                        <a:custGeom>
-                          <a:avLst/>
-                          <a:gdLst/>
-                          <a:ahLst/>
-                          <a:cxnLst/>
-                          <a:rect l="l" t="t" r="r" b="b"/>
-                          <a:pathLst>
-                            <a:path w="6774180" h="18415">
-                              <a:moveTo>
-                                <a:pt x="6773926" y="0"/>
-                              </a:moveTo>
-                              <a:lnTo>
-                                <a:pt x="0" y="0"/>
-                              </a:lnTo>
-                              <a:lnTo>
-                                <a:pt x="0" y="18287"/>
-                              </a:lnTo>
-                              <a:lnTo>
-                                <a:pt x="6773926" y="18287"/>
-                              </a:lnTo>
-                              <a:lnTo>
-                                <a:pt x="6773926" y="0"/>
-                              </a:lnTo>
-                              <a:close/>
-                            </a:path>
-                          </a:pathLst>
-                        </a:custGeom>
-                        <a:solidFill>
-                          <a:srgbClr val="000000"/>
-                        </a:solidFill>
-                      </wps:spPr>
-                      <wps:bodyPr wrap="square" lIns="0" tIns="0" rIns="0" bIns="0" rtlCol="0">
-                        <a:prstTxWarp prst="textNoShape">
-                          <a:avLst/>
-                        </a:prstTxWarp>
-                        <a:noAutofit/>
-                      </wps:bodyPr>
-                    </wps:wsp>
-                  </a:graphicData>
-                </a:graphic>
-              </wp:anchor>
-            </w:drawing>
-          </mc:Choice>
-          <mc:Fallback>
-            <w:pict>
-              <v:shape w14:anchorId="2165B970" id="Freeform: Shape 1" o:spid="_x0000_s1026" style="position:absolute;margin-left:27.5pt;margin-top:18pt;width:533.4pt;height:1.45pt;z-index:-15728128;visibility:visible;mso-wrap-style:square;mso-wrap-distance-left:0;mso-wrap-distance-top:0;mso-wrap-distance-right:0;mso-wrap-distance-bottom:0;mso-position-horizontal:absolute;mso-position-horizontal-relative:page;mso-position-vertical:absolute;mso-position-vertical-relative:text;v-text-anchor:top" coordsize="6774180,18415" o:gfxdata="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" path="m6773926,l,,,18287r6773926,l6773926,xe" fillcolor="black" stroked="f">
-                <v:path arrowok="t"/>
-                <w10:wrap type="topAndBottom" anchorx="page"/>
-              </v:shape>
-            </w:pict>
-          </mc:Fallback>
-        </mc:AlternateContent>
-      </w:r>
-      <w:r>
-        <w:rPr>
-          <w:spacing w:val="-2"/>
-        </w:rPr>
-        <w:t>Education</w:t>
-      </w:r>
-      <w:r>
-        <w:rPr>
-          <w:spacing w:val="-3"/>
-        </w:rPr>
-        <w:t xml:space="preserve"> </w:t>
-      </w:r>
-      <w:r>
-        <w:rPr>
-          <w:spacing w:val="-4"/>
-        </w:rPr>
-        <w:t>Level</w:t>
-      </w:r>
-    </w:p>
-    <w:p>
-      <w:pPr>
-        <w:tabs>
-          <w:tab w:val="left" w:pos="8946"/>
-        </w:tabs>
-        <w:spacing w:before="162"/>
-        <w:ind w:left="153"/>
-      </w:pPr>
-      <w:r>
-        <w:rPr>
-          <w:b/>
-        </w:rPr>
-        <w:t>Universitas</w:t>
-      </w:r>
-      <w:r>
-        <w:rPr>
-          <w:b/>
-          <w:spacing w:val="-13"/>
-        </w:rPr>
-        <w:t xml:space="preserve"> </w:t>
-      </w:r>
-      <w:r>
-        <w:rPr>
-          <w:b/>
-        </w:rPr>
-        <w:t>Amikom</w:t>
-      </w:r>
-      <w:r>
-        <w:rPr>
-          <w:b/>
-          <w:spacing w:val="-12"/>
-        </w:rPr>
-        <w:t xml:space="preserve"> </w:t>
-      </w:r>
-      <w:r>
-        <w:rPr>
-          <w:b/>
-        </w:rPr>
-        <w:t>Purwokerto</w:t>
-      </w:r>
-      <w:r>
-        <w:rPr>
-          <w:b/>
-          <w:spacing w:val="-11"/>
-        </w:rPr>
-        <w:t xml:space="preserve"> </w:t>
-      </w:r>
-      <w:r>
-        <w:rPr>
-          <w:b/>
-          <w:color w:val="808080"/>
-        </w:rPr>
-        <w:t>-</w:t>
-      </w:r>
-      <w:r>
-        <w:rPr>
-          <w:b/>
-          <w:color w:val="808080"/>
-          <w:spacing w:val="-11"/>
-        </w:rPr>
-        <w:t xml:space="preserve"> </w:t>
-      </w:r>
-      <w:r>
-        <w:rPr>
-          <w:b/>
-          <w:color w:val="808080"/>
-        </w:rPr>
-        <w:t>Central</w:t>
-      </w:r>
-      <w:r>
-        <w:rPr>
-          <w:b/>
-          <w:color w:val="808080"/>
-          <w:spacing w:val="-12"/>
-        </w:rPr>
-        <w:t xml:space="preserve"> </w:t>
-      </w:r>
-      <w:r>
-        <w:rPr>
-          <w:b/>
-          <w:color w:val="808080"/>
-        </w:rPr>
-        <w:t>Java,</w:t>
-      </w:r>
-      <w:r>
-        <w:rPr>
-          <w:b/>
-          <w:color w:val="808080"/>
-          <w:spacing w:val="-12"/>
-        </w:rPr>
-        <w:t xml:space="preserve"> </w:t>
-      </w:r>
-      <w:r>
-        <w:rPr>
-          <w:b/>
-          <w:color w:val="808080"/>
-          <w:spacing w:val="-2"/>
-        </w:rPr>
-        <w:t>Indonesia</w:t>
-      </w:r>
-      <w:r>
-        <w:rPr>
-          <w:b/>
-          <w:color w:val="808080"/>
-        </w:rPr>
-        <w:tab/>
-      </w:r>
-      <w:r>
-        <w:t>Sep</w:t>
-      </w:r>
-      <w:r>
-        <w:rPr>
-          <w:spacing w:val="-3"/>
-        </w:rPr>
-        <w:t xml:space="preserve"> </w:t>
-      </w:r>
-      <w:r>
-        <w:t>2022</w:t>
-      </w:r>
-      <w:r>
-        <w:rPr>
-          <w:spacing w:val="-1"/>
-        </w:rPr>
-        <w:t xml:space="preserve"> </w:t>
-      </w:r>
-      <w:r>
-        <w:t>–</w:t>
-      </w:r>
-      <w:r>
-        <w:rPr>
-          <w:spacing w:val="-1"/>
-        </w:rPr>
-        <w:t xml:space="preserve"> </w:t>
-      </w:r>
-      <w:r>
-        <w:t>Sep</w:t>
-      </w:r>
-      <w:r>
-        <w:rPr>
-          <w:spacing w:val="-4"/>
-        </w:rPr>
-        <w:t xml:space="preserve"> 2026</w:t>
-      </w:r>
-    </w:p>
-    <w:p>
-      <w:pPr>
-        <w:rPr>
-          <w:i/>
-          <w:sz w:val="20"/>
         </w:rPr>
       </w:pPr>
     </w:p>
@@ -1755,14 +1849,6 @@
     </w:p>
     <w:p>
       <w:pPr>
-        <w:rPr>
-          <w:i/>
-          <w:sz w:val="20"/>
-        </w:rPr>
-      </w:pPr>
-    </w:p>
-    <w:p>
-      <w:pPr>
         <w:tabs>
           <w:tab w:val="left" w:pos="8910"/>
         </w:tabs>
@@ -1852,13 +1938,7 @@
         <w:t xml:space="preserve"> </w:t>
       </w:r>
       <w:r>
-        <w:t>202</w:t>
-      </w:r>
-      <w:r>
-        <w:t>2</w:t>
-      </w:r>
-      <w:r>
-        <w:t xml:space="preserve"> –</w:t>
+        <w:t>2022 –</w:t>
       </w:r>
       <w:r>
         <w:rPr>
@@ -1879,13 +1959,7 @@
         <w:rPr>
           <w:spacing w:val="-4"/>
         </w:rPr>
-        <w:t>202</w:t>
-      </w:r>
-      <w:r>
-        <w:rPr>
-          <w:spacing w:val="-4"/>
-        </w:rPr>
-        <w:t>3</w:t>
+        <w:t>2023</w:t>
       </w:r>
     </w:p>
     <w:p>

--- a/pict/Curriculum Vitae Ndaru Febrian Pujo Leksono.docx
+++ b/pict/Curriculum Vitae Ndaru Febrian Pujo Leksono.docx
@@ -109,54 +109,107 @@
         </w:rPr>
         <w:t xml:space="preserve"> </w:t>
       </w:r>
+      <w:r>
+        <w:rPr>
+          <w:sz w:val="20"/>
+        </w:rPr>
+        <w:t>ndar</w:t>
+      </w:r>
+      <w:r>
+        <w:rPr>
+          <w:sz w:val="20"/>
+        </w:rPr>
+        <w:t>u</w:t>
+      </w:r>
+      <w:r>
+        <w:rPr>
+          <w:sz w:val="20"/>
+        </w:rPr>
+        <w:t>pl1@g</w:t>
+      </w:r>
+      <w:r>
+        <w:rPr>
+          <w:sz w:val="20"/>
+        </w:rPr>
+        <w:t>m</w:t>
+      </w:r>
+      <w:r>
+        <w:rPr>
+          <w:sz w:val="20"/>
+        </w:rPr>
+        <w:t>a</w:t>
+      </w:r>
+      <w:r>
+        <w:rPr>
+          <w:sz w:val="20"/>
+        </w:rPr>
+        <w:t>il.com</w:t>
+      </w:r>
+      <w:r>
+        <w:rPr>
+          <w:color w:val="0462C1"/>
+          <w:spacing w:val="-11"/>
+          <w:sz w:val="20"/>
+        </w:rPr>
+        <w:t xml:space="preserve"> </w:t>
+      </w:r>
+      <w:r>
+        <w:rPr>
+          <w:color w:val="ADAAAA"/>
+          <w:sz w:val="20"/>
+        </w:rPr>
+        <w:t>|</w:t>
+      </w:r>
+      <w:r>
+        <w:rPr>
+          <w:color w:val="ADAAAA"/>
+          <w:spacing w:val="-11"/>
+          <w:sz w:val="20"/>
+        </w:rPr>
+        <w:t xml:space="preserve"> </w:t>
+      </w:r>
       <w:hyperlink r:id="rId6" w:history="1">
         <w:r>
           <w:rPr>
             <w:rStyle w:val="Hyperlink"/>
+            <w:spacing w:val="-11"/>
             <w:sz w:val="20"/>
           </w:rPr>
-          <w:t>ndarupl1@gmail.com</w:t>
+          <w:t>https://www.linkedi</w:t>
+        </w:r>
+        <w:r>
+          <w:rPr>
+            <w:rStyle w:val="Hyperlink"/>
+            <w:spacing w:val="-11"/>
+            <w:sz w:val="20"/>
+          </w:rPr>
+          <w:t>n</w:t>
+        </w:r>
+        <w:r>
+          <w:rPr>
+            <w:rStyle w:val="Hyperlink"/>
+            <w:spacing w:val="-11"/>
+            <w:sz w:val="20"/>
+          </w:rPr>
+          <w:t>.co</w:t>
+        </w:r>
+        <w:r>
+          <w:rPr>
+            <w:rStyle w:val="Hyperlink"/>
+            <w:spacing w:val="-11"/>
+            <w:sz w:val="20"/>
+          </w:rPr>
+          <w:t>m</w:t>
+        </w:r>
+        <w:r>
+          <w:rPr>
+            <w:rStyle w:val="Hyperlink"/>
+            <w:spacing w:val="-11"/>
+            <w:sz w:val="20"/>
+          </w:rPr>
+          <w:t>/in/ndarupl/</w:t>
         </w:r>
       </w:hyperlink>
-      <w:r>
-        <w:rPr>
-          <w:color w:val="0462C1"/>
-          <w:spacing w:val="-11"/>
-          <w:sz w:val="20"/>
-        </w:rPr>
-        <w:t xml:space="preserve"> </w:t>
-      </w:r>
-      <w:r>
-        <w:rPr>
-          <w:color w:val="ADAAAA"/>
-          <w:sz w:val="20"/>
-        </w:rPr>
-        <w:t>|</w:t>
-      </w:r>
-      <w:r>
-        <w:rPr>
-          <w:color w:val="ADAAAA"/>
-          <w:spacing w:val="-11"/>
-          <w:sz w:val="20"/>
-        </w:rPr>
-        <w:t xml:space="preserve"> </w:t>
-      </w:r>
-      <w:hyperlink r:id="rId7">
-        <w:r>
-          <w:rPr>
-            <w:color w:val="A6A6A6"/>
-            <w:spacing w:val="-2"/>
-          </w:rPr>
-          <w:t>www.linkedin.com/in/</w:t>
-        </w:r>
-      </w:hyperlink>
-      <w:r>
-        <w:rPr>
-          <w:color w:val="A6A6A6"/>
-          <w:spacing w:val="-2"/>
-        </w:rPr>
-        <w:t>ndarupl/</w:t>
-      </w:r>
     </w:p>
     <w:p>
       <w:pPr>
@@ -178,23 +231,36 @@
         </w:rPr>
         <w:t xml:space="preserve"> </w:t>
       </w:r>
-      <w:r>
-        <w:rPr>
-          <w:color w:val="ADAAAA"/>
-          <w:spacing w:val="-2"/>
-        </w:rPr>
-        <w:t>github.com/</w:t>
-      </w:r>
-      <w:r>
-        <w:t xml:space="preserve"> </w:t>
-      </w:r>
-      <w:r>
-        <w:rPr>
-          <w:color w:val="ADAAAA"/>
-          <w:spacing w:val="-2"/>
-        </w:rPr>
-        <w:t>FebrianPujoL</w:t>
-      </w:r>
+      <w:hyperlink r:id="rId7" w:history="1">
+        <w:r>
+          <w:rPr>
+            <w:rStyle w:val="Hyperlink"/>
+            <w:spacing w:val="-2"/>
+          </w:rPr>
+          <w:t>github.com/</w:t>
+        </w:r>
+        <w:r>
+          <w:rPr>
+            <w:rStyle w:val="Hyperlink"/>
+            <w:spacing w:val="-2"/>
+          </w:rPr>
+          <w:t>Fe</w:t>
+        </w:r>
+        <w:r>
+          <w:rPr>
+            <w:rStyle w:val="Hyperlink"/>
+            <w:spacing w:val="-2"/>
+          </w:rPr>
+          <w:t>b</w:t>
+        </w:r>
+        <w:r>
+          <w:rPr>
+            <w:rStyle w:val="Hyperlink"/>
+            <w:spacing w:val="-2"/>
+          </w:rPr>
+          <w:t>rianPujoL</w:t>
+        </w:r>
+      </w:hyperlink>
     </w:p>
     <w:p>
       <w:pPr>
@@ -318,7 +384,7 @@
           </mc:Choice>
           <mc:Fallback>
             <w:pict>
-              <v:shape w14:anchorId="0A6F73D3" id="Freeform: Shape 1" o:spid="_x0000_s1026" style="position:absolute;margin-left:27.5pt;margin-top:18pt;width:533.4pt;height:1.45pt;z-index:-251653632;visibility:visible;mso-wrap-style:square;mso-wrap-distance-left:0;mso-wrap-distance-top:0;mso-wrap-distance-right:0;mso-wrap-distance-bottom:0;mso-position-horizontal:absolute;mso-position-horizontal-relative:page;mso-position-vertical:absolute;mso-position-vertical-relative:text;v-text-anchor:top" coordsize="6774180,18415" o:gfxdata="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" path="m6773926,l,,,18287r6773926,l6773926,xe" fillcolor="black" stroked="f">
+              <v:shape w14:anchorId="5948CBBC" id="Freeform: Shape 1" o:spid="_x0000_s1026" style="position:absolute;margin-left:27.5pt;margin-top:18pt;width:533.4pt;height:1.45pt;z-index:-251653632;visibility:visible;mso-wrap-style:square;mso-wrap-distance-left:0;mso-wrap-distance-top:0;mso-wrap-distance-right:0;mso-wrap-distance-bottom:0;mso-position-horizontal:absolute;mso-position-horizontal-relative:page;mso-position-vertical:absolute;mso-position-vertical-relative:text;v-text-anchor:top" coordsize="6774180,18415" o:gfxdata="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" path="m6773926,l,,,18287r6773926,l6773926,xe" fillcolor="black" stroked="f">
                 <v:path arrowok="t"/>
                 <w10:wrap type="topAndBottom" anchorx="page"/>
               </v:shape>
@@ -450,8 +516,6 @@
       </w:r>
       <w:r>
         <w:tab/>
-      </w:r>
-      <w:r>
         <w:t>Sep</w:t>
       </w:r>
       <w:r>
@@ -510,10 +574,7 @@
         <w:tab/>
       </w:r>
       <w:r>
-        <w:t>Bachelor of</w:t>
-      </w:r>
-      <w:r>
-        <w:t xml:space="preserve"> Infotmatika</w:t>
+        <w:t>Bachelor of Infotmatika</w:t>
       </w:r>
       <w:r>
         <w:t xml:space="preserve"> |</w:t>
@@ -948,7 +1009,15 @@
           <w:bCs w:val="0"/>
           <w:spacing w:val="-4"/>
         </w:rPr>
-        <w:t xml:space="preserve"> 2026</w:t>
+        <w:t xml:space="preserve"> 202</w:t>
+      </w:r>
+      <w:r>
+        <w:rPr>
+          <w:b w:val="0"/>
+          <w:bCs w:val="0"/>
+          <w:spacing w:val="-4"/>
+        </w:rPr>
+        <w:t>5</w:t>
       </w:r>
     </w:p>
     <w:p>
@@ -3326,6 +3395,18 @@
       <w:szCs w:val="20"/>
     </w:rPr>
   </w:style>
+  <w:style w:type="character" w:styleId="FollowedHyperlink">
+    <w:name w:val="FollowedHyperlink"/>
+    <w:basedOn w:val="DefaultParagraphFont"/>
+    <w:uiPriority w:val="99"/>
+    <w:semiHidden/>
+    <w:unhideWhenUsed/>
+    <w:rsid w:val="00233FB1"/>
+    <w:rPr>
+      <w:color w:val="800080" w:themeColor="followedHyperlink"/>
+      <w:u w:val="single"/>
+    </w:rPr>
+  </w:style>
 </w:styles>
 </file>
 

--- a/pict/Curriculum Vitae Ndaru Febrian Pujo Leksono.docx
+++ b/pict/Curriculum Vitae Ndaru Febrian Pujo Leksono.docx
@@ -2016,7 +2016,7 @@
         <w:t xml:space="preserve"> </w:t>
       </w:r>
       <w:r>
-        <w:t>Feb</w:t>
+        <w:t>Sep</w:t>
       </w:r>
       <w:r>
         <w:rPr>
